--- a/public/Ritik_Kumar_Singh_Resume.docx
+++ b/public/Ritik_Kumar_Singh_Resume.docx
@@ -71,7 +71,7 @@
           <w:sz w:val="21"/>
           <w:szCs w:val="21"/>
         </w:rPr>
-        <w:t xml:space="preserve">Frontend Developer with 3 year 9 months of experience building scalable, high-performance web applications using React.js and Angular. Strong expertise in modern JavaScript (ES6+), REST APIs, and component-based architecture. Experienced in full-stack development (Node.js, MongoDB), CI/CD pipelines, and cloud services (AWS, GCP). Proven track record delivering enterprise AI/chat platforms, HR self-service systems, file management dashboards, and shared component libraries in Agile environments.</w:t>
+        <w:t xml:space="preserve">Frontend Developer with 4 years of experience building scalable, high-performance web applications using React.js and Angular. Strong expertise in modern JavaScript (ES6+), REST APIs, and component-based architecture. Experienced in full-stack development (Node.js, MongoDB), CI/CD pipelines, and cloud services (AWS, GCP). Proven track record delivering enterprise AI/chat platforms, HR self-service systems, file management dashboards, and shared component libraries in Agile environments.</w:t>
       </w:r>
     </w:p>
     <w:p>
